--- a/docs/04_Severity-Risk-Scoring-Model.docx
+++ b/docs/04_Severity-Risk-Scoring-Model.docx
@@ -113,7 +113,7 @@
           <w:sz w:val="20"/>
           <w:szCs w:val="20"/>
         </w:rPr>
-        <w:t xml:space="preserve">Version 1.0  ·  LOCKED</w:t>
+        <w:t>Version 1.1  ·  кодтой тулгасан (2026-09-07)</w:t>
       </w:r>
     </w:p>
     <w:p>
@@ -366,7 +366,7 @@
                 <w:sz w:val="18"/>
                 <w:szCs w:val="18"/>
               </w:rPr>
-              <w:t xml:space="preserve">Popeye</w:t>
+              <w:t>Popeye (severity өгдөггүй)</w:t>
             </w:r>
           </w:p>
         </w:tc>
@@ -508,7 +508,7 @@
                 <w:sz w:val="18"/>
                 <w:szCs w:val="18"/>
               </w:rPr>
-              <w:t xml:space="preserve">—</w:t>
+              <w:t>—</w:t>
             </w:r>
           </w:p>
         </w:tc>
@@ -650,7 +650,7 @@
                 <w:sz w:val="18"/>
                 <w:szCs w:val="18"/>
               </w:rPr>
-              <w:t xml:space="preserve">level 3 (error)</w:t>
+              <w:t>—</w:t>
             </w:r>
           </w:p>
         </w:tc>
@@ -792,7 +792,7 @@
                 <w:sz w:val="18"/>
                 <w:szCs w:val="18"/>
               </w:rPr>
-              <w:t xml:space="preserve">level 2 (warn)</w:t>
+              <w:t>—</w:t>
             </w:r>
           </w:p>
         </w:tc>
@@ -934,7 +934,7 @@
                 <w:sz w:val="18"/>
                 <w:szCs w:val="18"/>
               </w:rPr>
-              <w:t xml:space="preserve">level 1 (info)</w:t>
+              <w:t>—</w:t>
             </w:r>
           </w:p>
         </w:tc>
@@ -1076,7 +1076,7 @@
                 <w:sz w:val="18"/>
                 <w:szCs w:val="18"/>
               </w:rPr>
-              <w:t xml:space="preserve">level 0 (ok/note)</w:t>
+              <w:t>—</w:t>
             </w:r>
           </w:p>
         </w:tc>
@@ -1092,13 +1092,12 @@
           <w:b/>
           <w:bCs/>
         </w:rPr>
-        <w:t xml:space="preserve">Тэмдэглэл: </w:t>
-      </w:r>
-      <w:r>
-        <w:rPr>
-          <w:rFonts w:ascii="Calibri" w:cs="Calibri" w:eastAsia="Calibri" w:hAnsi="Calibri"/>
-        </w:rPr>
-        <w:t xml:space="preserve">Popeye нь score (0–100) ба level (0–3) гаргадаг тул level-ийг ашиглана. Checkov policy бүр severity-тэй биш тул severity байхгүй үед default_severity-г canonical registry-ээс авна.</w:t>
+        <w:t>Тэмдэглэл: Popeye-ийн level (0–3) нь ЛИНТЕРИЙН зэрэглэл (ok/info/warn/error), аюулгүй байдлын severity БИШ. Тиймээс v1.0.1-ээс хойш түүнийг severity болгож хөрвүүлэхээ БОЛИВ — canonical control-ийн curated default_severity дийлнэ, level нь нотолгоонд (evidence.value = "popeye warning") ил үлдэнэ. Ерөнхий дүрэм: adapter нь ЗӨВХӨН scanner бодит аюулгүй байдлын severity өгдөг үед (Trivy AVD/CVE, Checkov) severity дамжуулна. Checkov policy бүр severity-тэй биш тул байхгүй үед default_severity-г canonical registry-ээс авна.</w:t>
+      </w:r>
+      <w:r>
+        <w:rPr>
+          <w:rFonts w:ascii="Calibri" w:cs="Calibri" w:eastAsia="Calibri" w:hAnsi="Calibri"/>
+        </w:rPr>
       </w:r>
     </w:p>
     <w:p>
@@ -2691,7 +2690,7 @@
                 <w:sz w:val="18"/>
                 <w:szCs w:val="18"/>
               </w:rPr>
-              <w:t xml:space="preserve">Олон scanner баталсан (ж: Trivy + Kubescape + Checkov)</w:t>
+              <w:t>2+ scanner баталсан, ЭСВЭЛ 1 scanner + deterministic шалгалт (CVE, тодорхой талбар)</w:t>
             </w:r>
           </w:p>
         </w:tc>
@@ -2777,7 +2776,7 @@
                 <w:sz w:val="18"/>
                 <w:szCs w:val="18"/>
               </w:rPr>
-              <w:t xml:space="preserve">Нэг scanner олсон (ж: зөвхөн Kubescape)</w:t>
+              <w:t>1 scanner + эвристик шалгалт (canonical control-д heuristic: true)</w:t>
             </w:r>
           </w:p>
         </w:tc>
@@ -2863,7 +2862,7 @@
                 <w:sz w:val="18"/>
                 <w:szCs w:val="18"/>
               </w:rPr>
-              <w:t xml:space="preserve">Контекст шаардсан / эвристик finding</w:t>
+              <w:t>Ямар ч scanner баталгаагүй — зөвхөн контекст/дүгнэлт</w:t>
             </w:r>
           </w:p>
         </w:tc>
@@ -3119,7 +3118,7 @@
         <w:rPr>
           <w:rFonts w:ascii="Calibri" w:cs="Calibri" w:eastAsia="Calibri" w:hAnsi="Calibri"/>
         </w:rPr>
-        <w:t xml:space="preserve">Dashboard дээр гарах ерөнхий оноо. Penalty загвар: 100-аас нийт penalty-г хасна. 100 = сайн, 0 = маш муу.</w:t>
+        <w:t>Dashboard дээр гарах ерөнхий оноо. v1.2.1-ээс DIMINISHING загвар: penalty өссөөр оноо жигд буурах ч хэзээ ч яг 0 болохгүй, эрэмбэ хадгалагдана. Шалтгаан: linear загвар (100 − P) нь penalty 100-д хүрэхэд SATURATE болж "дөнгөж босго давсан" ба "гамшигт" cluster хоёрыг ялгахаа болино.</w:t>
       </w:r>
     </w:p>
     <w:p>
@@ -3137,7 +3136,7 @@
           <w:sz w:val="18"/>
           <w:szCs w:val="18"/>
         </w:rPr>
-        <w:t xml:space="preserve">Security Score = 100 − Total Penalty</w:t>
+        <w:t>Security Score = 100 / (1 + Total Penalty / K)      # K = 100 (ScoreScale)</w:t>
       </w:r>
     </w:p>
     <w:p>
@@ -3209,7 +3208,7 @@
           <w:sz w:val="18"/>
           <w:szCs w:val="18"/>
         </w:rPr>
-        <w:t xml:space="preserve">Total Penalty = min(100, Total Penalty)          # 0..100 хооронд</w:t>
+        <w:t>Score нь 1..100 хооронд хязгаарлагдана (хэзээ ч 0 болохгүй)</w:t>
       </w:r>
     </w:p>
     <w:p>
@@ -3790,7 +3789,7 @@
                 <w:sz w:val="18"/>
                 <w:szCs w:val="18"/>
               </w:rPr>
-              <w:t xml:space="preserve">≈ 48</w:t>
+              <w:t>≈ 48</w:t>
             </w:r>
           </w:p>
         </w:tc>
@@ -3876,7 +3875,7 @@
                 <w:sz w:val="18"/>
                 <w:szCs w:val="18"/>
               </w:rPr>
-              <w:t xml:space="preserve">≈ 52</w:t>
+              <w:t>≈ 68  (100/(1+48/100))</w:t>
             </w:r>
           </w:p>
         </w:tc>
@@ -4543,7 +4542,7 @@
           <w:sz w:val="18"/>
           <w:szCs w:val="18"/>
         </w:rPr>
-        <w:t xml:space="preserve">Total Penalty = 15 + 10 = 25   →   Security Score = 100 − 25 = 75  (Good)</w:t>
+        <w:t>Total Penalty = 15 + 10 = 25   →   Score = 100/(1+25/100) = 80  (Good)</w:t>
       </w:r>
     </w:p>
     <w:p>
@@ -4596,7 +4595,7 @@
           <w:sz w:val="18"/>
           <w:szCs w:val="18"/>
         </w:rPr>
-        <w:t xml:space="preserve">Total Penalty = min(100, 157.5) = 100   →   Security Score = 100 − 100 = 0  (Critical)</w:t>
+        <w:t>Total Penalty = 157.5   →   Score = 100/(1+157.5/100) = 39  (Poor)</w:t>
       </w:r>
     </w:p>
     <w:p>
@@ -4609,13 +4608,107 @@
           <w:b/>
           <w:bCs/>
         </w:rPr>
-        <w:t xml:space="preserve">Дүн: </w:t>
-      </w:r>
-      <w:r>
-        <w:rPr>
-          <w:rFonts w:ascii="Calibri" w:cs="Calibri" w:eastAsia="Calibri" w:hAnsi="Calibri"/>
-        </w:rPr>
-        <w:t xml:space="preserve">Cluster A = 75 (Good), Cluster B = 0 (Critical). Загвар production-д ил гарсан 10 HIGH-ийг нэг critical + олон бага асуудлаас илт ноцтойгоор ялгаж байна. LOW pool cap нь бага асуудлын үерийг хазаарлаж, оноог үнэн зөв байлгана. Бүх жин ба cap тохируулж болох ч анхны утгыг энд түгжсэн.</w:t>
+        <w:t>Дүн: Cluster A = 80 (Good), Cluster B = 39 (Poor). Загвар production-д ил гарсан 10 HIGH-ийг нэг critical + олон бага асуудлаас илт ноцтойгоор ялгаж байна. Diminishing загвар нь Cluster B-г 0 болгож "цаашид дордохгүй" гэсэн дүр төрх үүсгэхийн оронд 39 гэж үнэлж, дараагийн 10 HIGH нэмэгдвэл оноо дахин буурах орон зай үлдээнэ. LOW pool cap нь бага асуудлын үерийг хазаарлана. Бүх жин, cap ба K-г тохируулж болох ч анхны утгыг энд түгжсэн.</w:t>
+      </w:r>
+      <w:r>
+        <w:rPr>
+          <w:rFonts w:ascii="Calibri" w:cs="Calibri" w:eastAsia="Calibri" w:hAnsi="Calibri"/>
+        </w:rPr>
+      </w:r>
+    </w:p>
+    <w:p>
+      <w:pPr>
+        <w:pStyle w:val="Heading1"/>
+        <w:spacing w:after="120" w:before="0" w:line="276"/>
+      </w:pPr>
+      <w:r>
+        <w:rPr>
+          <w:rFonts w:ascii="Calibri" w:cs="Calibri" w:eastAsia="Calibri" w:hAnsi="Calibri"/>
+          <w:b/>
+          <w:bCs/>
+        </w:rPr>
+        <w:t>Хувилбарын тэмдэглэл — v1.1 (2026-09-07)</w:t>
+      </w:r>
+      <w:r>
+        <w:rPr>
+          <w:rFonts w:ascii="Calibri" w:cs="Calibri" w:eastAsia="Calibri" w:hAnsi="Calibri"/>
+        </w:rPr>
+      </w:r>
+    </w:p>
+    <w:p>
+      <w:pPr>
+        <w:pStyle w:val="Heading1"/>
+        <w:spacing w:after="120" w:before="0" w:line="276"/>
+      </w:pPr>
+      <w:r>
+        <w:rPr>
+          <w:rFonts w:ascii="Calibri" w:cs="Calibri" w:eastAsia="Calibri" w:hAnsi="Calibri"/>
+          <w:b/>
+          <w:bCs/>
+        </w:rPr>
+        <w:t>• §2 severity normalization: Popeye-ийн level -&gt; TATAR severity хөрвүүлэлт УСТСАН. Линтерийн log-level нь аюулгүй байдлын severity биш; canonical control-ийн curated default_severity дийлнэ. Өмнөх хүснэгтээр dead service (popeye level 3) нь HIGH болж байсан ч registry түүнийг зориудаар INFO гэж үнэлдэг — тайлан болон эрсдэлийн онооны хоёуланг хөөрөгдөж байв.</w:t>
+      </w:r>
+      <w:r>
+        <w:rPr>
+          <w:rFonts w:ascii="Calibri" w:cs="Calibri" w:eastAsia="Calibri" w:hAnsi="Calibri"/>
+        </w:rPr>
+      </w:r>
+    </w:p>
+    <w:p>
+      <w:pPr>
+        <w:pStyle w:val="Heading1"/>
+        <w:spacing w:after="120" w:before="0" w:line="276"/>
+      </w:pPr>
+      <w:r>
+        <w:rPr>
+          <w:rFonts w:ascii="Calibri" w:cs="Calibri" w:eastAsia="Calibri" w:hAnsi="Calibri"/>
+          <w:b/>
+          <w:bCs/>
+        </w:rPr>
+        <w:t>• §6 Level 2: linear (100 − P) -&gt; diminishing 100/(1 + P/K), K=100. §9-ийн ажилласан жишээ дахин тооцоологдов (Cluster A 75 -&gt; 80, Cluster B 0 -&gt; 39). Оноо хэзээ ч 0 болохгүй, 1..100.</w:t>
+      </w:r>
+      <w:r>
+        <w:rPr>
+          <w:rFonts w:ascii="Calibri" w:cs="Calibri" w:eastAsia="Calibri" w:hAnsi="Calibri"/>
+        </w:rPr>
+      </w:r>
+    </w:p>
+    <w:p>
+      <w:pPr>
+        <w:pStyle w:val="Heading1"/>
+        <w:spacing w:after="120" w:before="0" w:line="276"/>
+      </w:pPr>
+      <w:r>
+        <w:rPr>
+          <w:rFonts w:ascii="Calibri" w:cs="Calibri" w:eastAsia="Calibri" w:hAnsi="Calibri"/>
+          <w:b/>
+          <w:bCs/>
+        </w:rPr>
+        <w:t>• §4.3 Confidence: scanner тооноос гадна шалгалтын determinism-ийг тооцно. 2+ scanner -&gt; HIGH; 1 scanner + deterministic -&gt; HIGH; 1 scanner + эвристик -&gt; MEDIUM; 0 -&gt; LOW.</w:t>
+      </w:r>
+      <w:r>
+        <w:rPr>
+          <w:rFonts w:ascii="Calibri" w:cs="Calibri" w:eastAsia="Calibri" w:hAnsi="Calibri"/>
+        </w:rPr>
+      </w:r>
+    </w:p>
+    <w:p>
+      <w:pPr>
+        <w:pStyle w:val="Heading1"/>
+        <w:spacing w:after="120" w:before="0" w:line="276"/>
+      </w:pPr>
+      <w:r>
+        <w:rPr>
+          <w:rFonts w:ascii="Calibri" w:cs="Calibri" w:eastAsia="Calibri" w:hAnsi="Calibri"/>
+          <w:b/>
+          <w:bCs/>
+        </w:rPr>
+        <w:t>• Тайлан одоо оноог хэрхэн гаргасны бүрэн задаргааг агуулна: finding бүрт risk_factors (base_weight × asset_context × exposure × confidence) ба cluster-д risk_breakdown (high_penalty, low_penalty_raw/capped, scale, formula, top_contributors).</w:t>
+      </w:r>
+      <w:r>
+        <w:rPr>
+          <w:rFonts w:ascii="Calibri" w:cs="Calibri" w:eastAsia="Calibri" w:hAnsi="Calibri"/>
+        </w:rPr>
       </w:r>
     </w:p>
     <w:sectPr>

--- a/docs/04_Severity-Risk-Scoring-Model.docx
+++ b/docs/04_Severity-Risk-Scoring-Model.docx
@@ -113,7 +113,7 @@
           <w:sz w:val="20"/>
           <w:szCs w:val="20"/>
         </w:rPr>
-        <w:t>Version 1.1  ·  кодтой тулгасан (2026-09-07)</w:t>
+        <w:t>Version 1.2  ·  кодтой тулгасан (2026-09-07)</w:t>
       </w:r>
     </w:p>
     <w:p>
@@ -1915,7 +1915,7 @@
                 <w:sz w:val="18"/>
                 <w:szCs w:val="18"/>
               </w:rPr>
-              <w:t xml:space="preserve">namespace нэр (prod/production), label env=prod</w:t>
+              <w:t>namespace-ийн ТОКЕН бүтэн таарна: prod / production / prd / live (label env — v2)</w:t>
             </w:r>
           </w:p>
         </w:tc>
@@ -2001,7 +2001,7 @@
                 <w:sz w:val="18"/>
                 <w:szCs w:val="18"/>
               </w:rPr>
-              <w:t xml:space="preserve">тодорхойгүй бол аюулгүй тал руу default</w:t>
+              <w:t>токен таарахгүй, эсвэл prod ба dev шинж хоёулаа байвал (дорд ч үнэлэхгүй, хөөрөгдөхгүй)</w:t>
             </w:r>
           </w:p>
         </w:tc>
@@ -2087,7 +2087,7 @@
                 <w:sz w:val="18"/>
                 <w:szCs w:val="18"/>
               </w:rPr>
-              <w:t xml:space="preserve">namespace (dev/test/staging), label env=dev</w:t>
+              <w:t>dev / develop / test / stage / staging / qa / uat / sandbox / demo; мөн non-prod, pre-prod</w:t>
             </w:r>
           </w:p>
         </w:tc>
@@ -4627,7 +4627,7 @@
           <w:b/>
           <w:bCs/>
         </w:rPr>
-        <w:t>Хувилбарын тэмдэглэл — v1.1 (2026-09-07)</w:t>
+        <w:t>Хувилбарын тэмдэглэл — v1.1 / v1.2 (2026-09-07)</w:t>
       </w:r>
       <w:r>
         <w:rPr>
@@ -4704,6 +4704,25 @@
           <w:bCs/>
         </w:rPr>
         <w:t>• Тайлан одоо оноог хэрхэн гаргасны бүрэн задаргааг агуулна: finding бүрт risk_factors (base_weight × asset_context × exposure × confidence) ба cluster-д risk_breakdown (high_penalty, low_penalty_raw/capped, scale, formula, top_contributors).</w:t>
+      </w:r>
+      <w:r>
+        <w:rPr>
+          <w:rFonts w:ascii="Calibri" w:cs="Calibri" w:eastAsia="Calibri" w:hAnsi="Calibri"/>
+        </w:rPr>
+      </w:r>
+    </w:p>
+    <w:p>
+      <w:pPr>
+        <w:pStyle w:val="Heading1"/>
+        <w:spacing w:after="120" w:before="0" w:line="276"/>
+      </w:pPr>
+      <w:r>
+        <w:rPr>
+          <w:rFonts w:ascii="Calibri" w:cs="Calibri" w:eastAsia="Calibri" w:hAnsi="Calibri"/>
+          <w:b/>
+          <w:bCs/>
+        </w:rPr>
+        <w:t>(v1.2) §4.1 Asset Context: namespace-ийг ТОКЕНООР (- _ . -аар хуваан) тааруулна. v1.0.2 хүртэл strings.Contains ашигласнаас "non-prod", "nonprod", "reproduction" нь production (1.5x) гэж үнэлэгдэж, dev namespace-ийн эрсдэлийг ~87%-иар хөөрөгдөж байв; "device" нь dev (0.8x) болж эсрэгээр дорд үнэлэгдэж байв. Одоо non-/pre- үгүйсгэлийг тооцно, эргэлзээтэй үед Unknown (1.0).</w:t>
       </w:r>
       <w:r>
         <w:rPr>

--- a/docs/04_Severity-Risk-Scoring-Model.docx
+++ b/docs/04_Severity-Risk-Scoring-Model.docx
@@ -128,7 +128,7 @@
           <w:sz w:val="18"/>
           <w:szCs w:val="18"/>
         </w:rPr>
-        <w:t xml:space="preserve">Professional Security Service &amp; Audit LLC</w:t>
+        <w:t>Enkhbat.O — Security Analyst</w:t>
       </w:r>
     </w:p>
     <w:p>
